--- a/Задача від 14.10.2026 переклад французька/3. Процессуальные нарушения, международное сотрудничество, политика/20260814 Note sur l'activite de l'ECI JIT.docx
+++ b/Задача від 14.10.2026 переклад французька/3. Процессуальные нарушения, международное сотрудничество, политика/20260814 Note sur l'activite de l'ECI JIT.docx
@@ -11,6 +11,7 @@
           <w:bCs/>
           <w:lang w:val="ru-RU"/>
         </w:rPr>
+        <w:spacing w:before="120" w:after="0" w:line="276" w:lineRule="auto"/>
       </w:pPr>
       <w:r>
         <w:rPr>
@@ -54,6 +55,7 @@
           <w:bCs/>
           <w:lang w:val="ru-RU"/>
         </w:rPr>
+        <w:spacing w:before="120" w:after="0" w:line="276" w:lineRule="auto"/>
       </w:pPr>
     </w:p>
     <w:p>
@@ -70,6 +72,7 @@
           <w:bCs/>
           <w:lang w:val="ru-RU"/>
         </w:rPr>
+        <w:spacing w:before="120" w:after="0" w:line="276" w:lineRule="auto"/>
       </w:pPr>
       <w:r>
         <w:rPr>
@@ -95,24 +98,26 @@
         <w:rPr>
           <w:lang w:val="ru-RU"/>
         </w:rPr>
-      </w:pPr>
-      <w:r>
-        <w:rPr>
-          <w:rFonts w:ascii="Cambria" w:hAnsi="Cambria"/>
-          <w:color w:val="000000"/>
-          <w:sz w:val="22"/>
-          <w:lang w:val="ru-RU"/>
-        </w:rPr>
-        <w:t>Entre l'Ukraine, représentée par le Bureau du Procureur général, et la République française, représentée par le Tribunal judiciaire de Paris, a été conclu l'Accord portant création d'une équipe commune d'enquête (ÉCI / JIT) en date du 24/01/2024, assorti de ses annexes n° 1–2.</w:t>
-      </w:r>
-    </w:p>
-    <w:p>
-      <w:pPr>
-        <w:pStyle w:val="1"/>
-        <w:jc w:val="both"/>
-        <w:rPr>
-          <w:lang w:val="ru-RU"/>
-        </w:rPr>
+        <w:spacing w:before="120" w:after="0" w:line="276" w:lineRule="auto"/>
+      </w:pPr>
+      <w:r>
+        <w:rPr>
+          <w:rFonts w:ascii="Cambria" w:hAnsi="Cambria"/>
+          <w:color w:val="000000"/>
+          <w:sz w:val="22"/>
+          <w:lang w:val="ru-RU"/>
+        </w:rPr>
+        <w:t>Entre l'Ukraine, représentée par le Bureau du Procureur général, et la République française, représentée par le Tribunal judiciaire de Paris, a été conclu l'Accord portant création d'une équipe commune d'enquête (ÉCI / JIT) en date du 24 janvier 2024, assorti de ses annexes n° 1–2.</w:t>
+      </w:r>
+    </w:p>
+    <w:p>
+      <w:pPr>
+        <w:pStyle w:val="1"/>
+        <w:jc w:val="both"/>
+        <w:rPr>
+          <w:lang w:val="ru-RU"/>
+        </w:rPr>
+        <w:spacing w:before="120" w:after="0" w:line="276" w:lineRule="auto"/>
       </w:pPr>
       <w:r>
         <w:rPr>
@@ -140,15 +145,16 @@
         <w:rPr>
           <w:lang w:val="ru-RU"/>
         </w:rPr>
-      </w:pPr>
-      <w:r>
-        <w:rPr>
-          <w:rFonts w:ascii="Cambria" w:hAnsi="Cambria"/>
-          <w:color w:val="000000"/>
-          <w:sz w:val="22"/>
-          <w:lang w:val="ru-RU"/>
-        </w:rPr>
-        <w:t>le 24/01/2024 pour l'Ukraine — par le Procureur général A. Kostin ;</w:t>
+        <w:spacing w:before="120" w:after="0" w:line="276" w:lineRule="auto"/>
+      </w:pPr>
+      <w:r>
+        <w:rPr>
+          <w:rFonts w:ascii="Cambria" w:hAnsi="Cambria"/>
+          <w:color w:val="000000"/>
+          <w:sz w:val="22"/>
+          <w:lang w:val="ru-RU"/>
+        </w:rPr>
+        <w:t>le 24 janvier 2024 pour l'Ukraine — par le Procureur général A. Kostin ;</w:t>
       </w:r>
       <w:r>
         <w:rPr>
@@ -183,40 +189,42 @@
         <w:rPr>
           <w:lang w:val="ru-RU"/>
         </w:rPr>
-      </w:pPr>
-      <w:r>
-        <w:rPr>
-          <w:rFonts w:ascii="Cambria" w:hAnsi="Cambria"/>
-          <w:color w:val="000000"/>
-          <w:sz w:val="22"/>
-          <w:lang w:val="ru-RU"/>
-        </w:rPr>
-        <w:t>le 19/02/2024 pour la France — par la vice-procureure Karine Letour.</w:t>
-      </w:r>
-      <w:r>
-        <w:rPr>
-          <w:rFonts w:ascii="Cambria" w:hAnsi="Cambria"/>
-          <w:color w:val="000000"/>
-          <w:sz w:val="22"/>
-          <w:lang w:val="ru-RU"/>
-        </w:rPr>
-      </w:r>
-      <w:r>
-        <w:rPr>
-          <w:rFonts w:ascii="Cambria" w:hAnsi="Cambria"/>
-          <w:color w:val="000000"/>
-          <w:sz w:val="22"/>
-          <w:lang w:val="ru-RU"/>
-        </w:rPr>
-      </w:r>
-    </w:p>
-    <w:p>
-      <w:pPr>
-        <w:pStyle w:val="1"/>
-        <w:jc w:val="both"/>
-        <w:rPr>
-          <w:lang w:val="ru-RU"/>
-        </w:rPr>
+        <w:spacing w:before="120" w:after="0" w:line="276" w:lineRule="auto"/>
+      </w:pPr>
+      <w:r>
+        <w:rPr>
+          <w:rFonts w:ascii="Cambria" w:hAnsi="Cambria"/>
+          <w:color w:val="000000"/>
+          <w:sz w:val="22"/>
+          <w:lang w:val="ru-RU"/>
+        </w:rPr>
+        <w:t>le 19 février 2024 pour la France — par la vice-procureure Karine Letour.</w:t>
+      </w:r>
+      <w:r>
+        <w:rPr>
+          <w:rFonts w:ascii="Cambria" w:hAnsi="Cambria"/>
+          <w:color w:val="000000"/>
+          <w:sz w:val="22"/>
+          <w:lang w:val="ru-RU"/>
+        </w:rPr>
+      </w:r>
+      <w:r>
+        <w:rPr>
+          <w:rFonts w:ascii="Cambria" w:hAnsi="Cambria"/>
+          <w:color w:val="000000"/>
+          <w:sz w:val="22"/>
+          <w:lang w:val="ru-RU"/>
+        </w:rPr>
+      </w:r>
+    </w:p>
+    <w:p>
+      <w:pPr>
+        <w:pStyle w:val="1"/>
+        <w:jc w:val="both"/>
+        <w:rPr>
+          <w:lang w:val="ru-RU"/>
+        </w:rPr>
+        <w:spacing w:before="120" w:after="0" w:line="276" w:lineRule="auto"/>
       </w:pPr>
       <w:r>
         <w:rPr>
@@ -240,24 +248,26 @@
         <w:rPr>
           <w:lang w:val="ru-RU"/>
         </w:rPr>
-      </w:pPr>
-      <w:r>
-        <w:rPr>
-          <w:rFonts w:ascii="Cambria" w:hAnsi="Cambria"/>
-          <w:color w:val="000000"/>
-          <w:sz w:val="22"/>
-          <w:lang w:val="ru-RU"/>
-        </w:rPr>
-        <w:t>En août 2024, la Principauté de Monaco, représentée par le Parquet général, a adhéré à l'ÉCI, adhésion formalisée par l'annexe n° 3 en date du 01/08/2024.</w:t>
-      </w:r>
-    </w:p>
-    <w:p>
-      <w:pPr>
-        <w:pStyle w:val="1"/>
-        <w:jc w:val="both"/>
-        <w:rPr>
-          <w:lang w:val="ru-RU"/>
-        </w:rPr>
+        <w:spacing w:before="120" w:after="0" w:line="276" w:lineRule="auto"/>
+      </w:pPr>
+      <w:r>
+        <w:rPr>
+          <w:rFonts w:ascii="Cambria" w:hAnsi="Cambria"/>
+          <w:color w:val="000000"/>
+          <w:sz w:val="22"/>
+          <w:lang w:val="ru-RU"/>
+        </w:rPr>
+        <w:t>En août 2024, la Principauté de Monaco, représentée par le Parquet général, a adhéré à l'ÉCI, adhésion formalisée par l'annexe n° 3 en date du 1er août 2024.</w:t>
+      </w:r>
+    </w:p>
+    <w:p>
+      <w:pPr>
+        <w:pStyle w:val="1"/>
+        <w:jc w:val="both"/>
+        <w:rPr>
+          <w:lang w:val="ru-RU"/>
+        </w:rPr>
+        <w:spacing w:before="120" w:after="0" w:line="276" w:lineRule="auto"/>
       </w:pPr>
       <w:r>
         <w:rPr>
@@ -285,15 +295,16 @@
         <w:rPr>
           <w:lang w:val="ru-RU"/>
         </w:rPr>
-      </w:pPr>
-      <w:r>
-        <w:rPr>
-          <w:rFonts w:ascii="Cambria" w:hAnsi="Cambria"/>
-          <w:color w:val="000000"/>
-          <w:sz w:val="22"/>
-          <w:lang w:val="ru-RU"/>
-        </w:rPr>
-        <w:t>le 01/08/2024 pour la France — par Karine Letour ;</w:t>
+        <w:spacing w:before="120" w:after="0" w:line="276" w:lineRule="auto"/>
+      </w:pPr>
+      <w:r>
+        <w:rPr>
+          <w:rFonts w:ascii="Cambria" w:hAnsi="Cambria"/>
+          <w:color w:val="000000"/>
+          <w:sz w:val="22"/>
+          <w:lang w:val="ru-RU"/>
+        </w:rPr>
+        <w:t>le 1er août 2024 pour la France — par Karine Letour ;</w:t>
       </w:r>
       <w:r>
         <w:rPr>
@@ -328,15 +339,16 @@
         <w:rPr>
           <w:lang w:val="ru-RU"/>
         </w:rPr>
-      </w:pPr>
-      <w:r>
-        <w:rPr>
-          <w:rFonts w:ascii="Cambria" w:hAnsi="Cambria"/>
-          <w:color w:val="000000"/>
-          <w:sz w:val="22"/>
-          <w:lang w:val="ru-RU"/>
-        </w:rPr>
-        <w:t>le 02/08/2024 pour l'Ukraine — par le Procureur général A. Kostin ;</w:t>
+        <w:spacing w:before="120" w:after="0" w:line="276" w:lineRule="auto"/>
+      </w:pPr>
+      <w:r>
+        <w:rPr>
+          <w:rFonts w:ascii="Cambria" w:hAnsi="Cambria"/>
+          <w:color w:val="000000"/>
+          <w:sz w:val="22"/>
+          <w:lang w:val="ru-RU"/>
+        </w:rPr>
+        <w:t>le 2 août 2024 pour l'Ukraine — par le Procureur général A. Kostin ;</w:t>
       </w:r>
       <w:r>
         <w:rPr>
@@ -371,15 +383,16 @@
         <w:rPr>
           <w:lang w:val="ru-RU"/>
         </w:rPr>
-      </w:pPr>
-      <w:r>
-        <w:rPr>
-          <w:rFonts w:ascii="Cambria" w:hAnsi="Cambria"/>
-          <w:color w:val="000000"/>
-          <w:sz w:val="22"/>
-          <w:lang w:val="ru-RU"/>
-        </w:rPr>
-        <w:t>le 30/08/2024 pour Monaco — par le Procureur général Stéphane Thibault.</w:t>
+        <w:spacing w:before="120" w:after="0" w:line="276" w:lineRule="auto"/>
+      </w:pPr>
+      <w:r>
+        <w:rPr>
+          <w:rFonts w:ascii="Cambria" w:hAnsi="Cambria"/>
+          <w:color w:val="000000"/>
+          <w:sz w:val="22"/>
+          <w:lang w:val="ru-RU"/>
+        </w:rPr>
+        <w:t>le 30 août 2024 pour Monaco — par le Procureur général Stéphane Thibault.</w:t>
       </w:r>
       <w:r>
         <w:rPr>
@@ -428,15 +441,16 @@
         <w:rPr>
           <w:lang w:val="ru-RU"/>
         </w:rPr>
-      </w:pPr>
-      <w:r>
-        <w:rPr>
-          <w:rFonts w:ascii="Cambria" w:hAnsi="Cambria"/>
-          <w:color w:val="000000"/>
-          <w:sz w:val="22"/>
-          <w:lang w:val="ru-RU"/>
-        </w:rPr>
-        <w:t>La durée de l'ÉCI a été prorogée jusqu'au 24/01/2026. L'acte correspondant a été signé : (1) le 27/12/2024 par la France ; (2) le 31/12/2024 par l'Ukraine ; (3) le 02/01/2025 par Monaco.</w:t>
+        <w:spacing w:before="120" w:after="0" w:line="276" w:lineRule="auto"/>
+      </w:pPr>
+      <w:r>
+        <w:rPr>
+          <w:rFonts w:ascii="Cambria" w:hAnsi="Cambria"/>
+          <w:color w:val="000000"/>
+          <w:sz w:val="22"/>
+          <w:lang w:val="ru-RU"/>
+        </w:rPr>
+        <w:t>La durée de l'ÉCI a été prorogée jusqu'au 24 janvier 2026. L'acte correspondant a été signé : (1) le 27 décembre 2024 par la France ; (2) le 31 décembre 2024 par l'Ukraine ; (3) le 2 janvier 2025 par Monaco.</w:t>
       </w:r>
       <w:r>
         <w:rPr>
@@ -555,6 +569,7 @@
         <w:rPr>
           <w:lang w:val="ru-RU"/>
         </w:rPr>
+        <w:spacing w:before="120" w:after="0" w:line="276" w:lineRule="auto"/>
       </w:pPr>
       <w:r>
         <w:rPr>
@@ -575,6 +590,7 @@
           <w:bCs/>
           <w:lang w:val="ru-RU"/>
         </w:rPr>
+        <w:spacing w:before="120" w:after="0" w:line="276" w:lineRule="auto"/>
       </w:pPr>
     </w:p>
     <w:p>
@@ -591,6 +607,7 @@
           <w:bCs/>
           <w:lang w:val="ru-RU"/>
         </w:rPr>
+        <w:spacing w:before="120" w:after="0" w:line="276" w:lineRule="auto"/>
       </w:pPr>
       <w:r>
         <w:rPr>
@@ -616,24 +633,26 @@
         <w:rPr>
           <w:lang w:val="ru-RU"/>
         </w:rPr>
-      </w:pPr>
-      <w:r>
-        <w:rPr>
-          <w:rFonts w:ascii="Cambria" w:hAnsi="Cambria"/>
-          <w:color w:val="000000"/>
-          <w:sz w:val="22"/>
-          <w:lang w:val="ru-RU"/>
-        </w:rPr>
-        <w:t>Par procès-verbal d'examen en date du 15/11/2024, les services d'enquête ukrainiens ont acté la réception de pièces transmises par les autorités compétentes françaises dans le cadre de l'ÉCI.</w:t>
-      </w:r>
-    </w:p>
-    <w:p>
-      <w:pPr>
-        <w:pStyle w:val="1"/>
-        <w:jc w:val="both"/>
-        <w:rPr>
-          <w:lang w:val="ru-RU"/>
-        </w:rPr>
+        <w:spacing w:before="120" w:after="0" w:line="276" w:lineRule="auto"/>
+      </w:pPr>
+      <w:r>
+        <w:rPr>
+          <w:rFonts w:ascii="Cambria" w:hAnsi="Cambria"/>
+          <w:color w:val="000000"/>
+          <w:sz w:val="22"/>
+          <w:lang w:val="ru-RU"/>
+        </w:rPr>
+        <w:t>Par procès-verbal d'examen en date du 15 novembre 2024, les services d'enquête ukrainiens ont acté la réception de pièces transmises par les autorités compétentes françaises dans le cadre de l'ÉCI.</w:t>
+      </w:r>
+    </w:p>
+    <w:p>
+      <w:pPr>
+        <w:pStyle w:val="1"/>
+        <w:jc w:val="both"/>
+        <w:rPr>
+          <w:lang w:val="ru-RU"/>
+        </w:rPr>
+        <w:spacing w:before="120" w:after="0" w:line="276" w:lineRule="auto"/>
       </w:pPr>
       <w:r>
         <w:rPr>
@@ -661,15 +680,16 @@
         <w:rPr>
           <w:lang w:val="ru-RU"/>
         </w:rPr>
-      </w:pPr>
-      <w:r>
-        <w:rPr>
-          <w:rFonts w:ascii="Cambria" w:hAnsi="Cambria"/>
-          <w:color w:val="000000"/>
-          <w:sz w:val="22"/>
-          <w:lang w:val="ru-RU"/>
-        </w:rPr>
-        <w:t>des actes de procédure français en date des 31/10/2023 et 22/04/2024, constatant la réception par la partie française et la transmission subséquente à l'Ukraine des éléments issus des perquisitions menées au sein des banques JULIUS BAER et UBP à Monaco ;</w:t>
+        <w:spacing w:before="120" w:after="0" w:line="276" w:lineRule="auto"/>
+      </w:pPr>
+      <w:r>
+        <w:rPr>
+          <w:rFonts w:ascii="Cambria" w:hAnsi="Cambria"/>
+          <w:color w:val="000000"/>
+          <w:sz w:val="22"/>
+          <w:lang w:val="ru-RU"/>
+        </w:rPr>
+        <w:t>des actes de procédure français en date des 31 octobre 2023 et 22 avril 2024, constatant la réception par la partie française et la transmission subséquente à l'Ukraine des éléments issus des perquisitions menées au sein des banques JULIUS BAER et UBP à Monaco ;</w:t>
       </w:r>
     </w:p>
     <w:p>
@@ -688,6 +708,7 @@
         <w:rPr>
           <w:lang w:val="ru-RU"/>
         </w:rPr>
+        <w:spacing w:before="120" w:after="0" w:line="276" w:lineRule="auto"/>
       </w:pPr>
       <w:r>
         <w:rPr>
@@ -706,6 +727,7 @@
         <w:rPr>
           <w:lang w:val="ru-RU"/>
         </w:rPr>
+        <w:spacing w:before="120" w:after="0" w:line="276" w:lineRule="auto"/>
       </w:pPr>
       <w:r>
         <w:rPr>
@@ -729,6 +751,7 @@
         <w:rPr>
           <w:lang w:val="ru-RU"/>
         </w:rPr>
+        <w:spacing w:before="120" w:after="0" w:line="276" w:lineRule="auto"/>
       </w:pPr>
       <w:r>
         <w:rPr>
@@ -756,15 +779,16 @@
         <w:rPr>
           <w:lang w:val="ru-RU"/>
         </w:rPr>
-      </w:pPr>
-      <w:r>
-        <w:rPr>
-          <w:rFonts w:ascii="Cambria" w:hAnsi="Cambria"/>
-          <w:color w:val="000000"/>
-          <w:sz w:val="22"/>
-          <w:lang w:val="ru-RU"/>
-        </w:rPr>
-        <w:t>le 28/11/2024 — documents relatifs à la cession et au paiement des actions de MS ;</w:t>
+        <w:spacing w:before="120" w:after="0" w:line="276" w:lineRule="auto"/>
+      </w:pPr>
+      <w:r>
+        <w:rPr>
+          <w:rFonts w:ascii="Cambria" w:hAnsi="Cambria"/>
+          <w:color w:val="000000"/>
+          <w:sz w:val="22"/>
+          <w:lang w:val="ru-RU"/>
+        </w:rPr>
+        <w:t>le 28 novembre 2024 — documents relatifs à la cession et au paiement des actions de MS ;</w:t>
       </w:r>
       <w:r>
         <w:rPr>
@@ -799,15 +823,16 @@
         <w:rPr>
           <w:lang w:val="ru-RU"/>
         </w:rPr>
-      </w:pPr>
-      <w:r>
-        <w:rPr>
-          <w:rFonts w:ascii="Cambria" w:hAnsi="Cambria"/>
-          <w:color w:val="000000"/>
-          <w:sz w:val="22"/>
-          <w:lang w:val="ru-RU"/>
-        </w:rPr>
-        <w:t>le 15/01/2025 — données relatives aux comptes bancaires, mouvements de fonds et bénéficiaires effectifs de sociétés ;</w:t>
+        <w:spacing w:before="120" w:after="0" w:line="276" w:lineRule="auto"/>
+      </w:pPr>
+      <w:r>
+        <w:rPr>
+          <w:rFonts w:ascii="Cambria" w:hAnsi="Cambria"/>
+          <w:color w:val="000000"/>
+          <w:sz w:val="22"/>
+          <w:lang w:val="ru-RU"/>
+        </w:rPr>
+        <w:t>le 15 janvier 2025 — données relatives aux comptes bancaires, mouvements de fonds et bénéficiaires effectifs de sociétés ;</w:t>
       </w:r>
       <w:r>
         <w:rPr>
@@ -842,15 +867,16 @@
         <w:rPr>
           <w:lang w:val="ru-RU"/>
         </w:rPr>
-      </w:pPr>
-      <w:r>
-        <w:rPr>
-          <w:rFonts w:ascii="Cambria" w:hAnsi="Cambria"/>
-          <w:color w:val="000000"/>
-          <w:sz w:val="22"/>
-          <w:lang w:val="ru-RU"/>
-        </w:rPr>
-        <w:t>le 01/02/2025 — correspondances électroniques attribuées par l'enquête à AVB, concernant des sociétés non-résidentes, leur immatriculation, leur gestion, des contrats et des règlements financiers.</w:t>
+        <w:spacing w:before="120" w:after="0" w:line="276" w:lineRule="auto"/>
+      </w:pPr>
+      <w:r>
+        <w:rPr>
+          <w:rFonts w:ascii="Cambria" w:hAnsi="Cambria"/>
+          <w:color w:val="000000"/>
+          <w:sz w:val="22"/>
+          <w:lang w:val="ru-RU"/>
+        </w:rPr>
+        <w:t>le 1er février 2025 — correspondances électroniques attribuées par l'enquête à AVB, concernant des sociétés non-résidentes, leur immatriculation, leur gestion, des contrats et des règlements financiers.</w:t>
       </w:r>
       <w:r>
         <w:rPr>
@@ -881,6 +907,7 @@
         <w:rPr>
           <w:lang w:val="ru-RU"/>
         </w:rPr>
+        <w:spacing w:before="120" w:after="0" w:line="276" w:lineRule="auto"/>
       </w:pPr>
       <w:r>
         <w:rPr>
@@ -904,15 +931,16 @@
         <w:rPr>
           <w:lang w:val="ru-RU"/>
         </w:rPr>
-      </w:pPr>
-      <w:r>
-        <w:rPr>
-          <w:rFonts w:ascii="Cambria" w:hAnsi="Cambria"/>
-          <w:color w:val="000000"/>
-          <w:sz w:val="22"/>
-          <w:lang w:val="ru-RU"/>
-        </w:rPr>
-        <w:t>lors de la fixation d'une mesure de sûreté à l'encontre d'AVB — pièces des procès-verbaux d'examen des 15/11/2024 et 01/02/2025 ;</w:t>
+        <w:spacing w:before="120" w:after="0" w:line="276" w:lineRule="auto"/>
+      </w:pPr>
+      <w:r>
+        <w:rPr>
+          <w:rFonts w:ascii="Cambria" w:hAnsi="Cambria"/>
+          <w:color w:val="000000"/>
+          <w:sz w:val="22"/>
+          <w:lang w:val="ru-RU"/>
+        </w:rPr>
+        <w:t>lors de la fixation d'une mesure de sûreté à l'encontre d'AVB — pièces des procès-verbaux d'examen des 15 novembre 2024 et 1er février 2025 ;</w:t>
       </w:r>
       <w:r>
         <w:rPr>
@@ -943,15 +971,16 @@
         <w:rPr>
           <w:lang w:val="ru-RU"/>
         </w:rPr>
-      </w:pPr>
-      <w:r>
-        <w:rPr>
-          <w:rFonts w:ascii="Cambria" w:hAnsi="Cambria"/>
-          <w:color w:val="000000"/>
-          <w:sz w:val="22"/>
-          <w:lang w:val="ru-RU"/>
-        </w:rPr>
-        <w:t>lors de la saisie des biens d'AVB en Ukraine — éléments du procès-verbal du 01/02/2025, ainsi que référence au procès-verbal d'examen du 05/05/2025 ;</w:t>
+        <w:spacing w:before="120" w:after="0" w:line="276" w:lineRule="auto"/>
+      </w:pPr>
+      <w:r>
+        <w:rPr>
+          <w:rFonts w:ascii="Cambria" w:hAnsi="Cambria"/>
+          <w:color w:val="000000"/>
+          <w:sz w:val="22"/>
+          <w:lang w:val="ru-RU"/>
+        </w:rPr>
+        <w:t>lors de la saisie des biens d'AVB en Ukraine — éléments du procès-verbal du 1er février 2025, ainsi que référence au procès-verbal d'examen du 5 mai 2025 ;</w:t>
       </w:r>
       <w:r>
         <w:rPr>
@@ -982,49 +1011,51 @@
         <w:rPr>
           <w:lang w:val="ru-RU"/>
         </w:rPr>
-      </w:pPr>
-      <w:r>
-        <w:rPr>
-          <w:rFonts w:ascii="Cambria" w:hAnsi="Cambria"/>
-          <w:color w:val="000000"/>
-          <w:sz w:val="22"/>
-          <w:lang w:val="ru-RU"/>
-        </w:rPr>
-        <w:t>lors de la saisie de biens hors d'Ukraine — références aux procès-verbaux d'examen des 27/05/2025 et 28/05/2025.</w:t>
-      </w:r>
-      <w:r>
-        <w:rPr>
-          <w:rFonts w:ascii="Cambria" w:hAnsi="Cambria"/>
-          <w:color w:val="000000"/>
-          <w:sz w:val="22"/>
-          <w:lang w:val="ru-RU"/>
-        </w:rPr>
-      </w:r>
-      <w:r>
-        <w:rPr>
-          <w:rFonts w:ascii="Cambria" w:hAnsi="Cambria"/>
-          <w:color w:val="000000"/>
-          <w:sz w:val="22"/>
-          <w:lang w:val="ru-RU"/>
-        </w:rPr>
-      </w:r>
-    </w:p>
-    <w:p>
-      <w:pPr>
-        <w:pStyle w:val="1"/>
-        <w:jc w:val="both"/>
-        <w:rPr>
-          <w:lang w:val="ru-RU"/>
-        </w:rPr>
-      </w:pPr>
-      <w:r>
-        <w:rPr>
-          <w:rFonts w:ascii="Cambria" w:hAnsi="Cambria"/>
-          <w:color w:val="000000"/>
-          <w:sz w:val="22"/>
-          <w:lang w:val="ru-RU"/>
-        </w:rPr>
-        <w:t>Les procès-verbaux des 05/05/2025, 27/05/2025 et 28/05/2025, ainsi que leurs annexes, sont absents des pièces du dossier. Dès lors, il est impossible de vérifier la source, le volume et les modalités de recueil des informations qui y sont consignées.</w:t>
+        <w:spacing w:before="120" w:after="0" w:line="276" w:lineRule="auto"/>
+      </w:pPr>
+      <w:r>
+        <w:rPr>
+          <w:rFonts w:ascii="Cambria" w:hAnsi="Cambria"/>
+          <w:color w:val="000000"/>
+          <w:sz w:val="22"/>
+          <w:lang w:val="ru-RU"/>
+        </w:rPr>
+        <w:t>lors de la saisie de biens hors d'Ukraine — références aux procès-verbaux d'examen des 27 mai 2025 et 28 mai 2025.</w:t>
+      </w:r>
+      <w:r>
+        <w:rPr>
+          <w:rFonts w:ascii="Cambria" w:hAnsi="Cambria"/>
+          <w:color w:val="000000"/>
+          <w:sz w:val="22"/>
+          <w:lang w:val="ru-RU"/>
+        </w:rPr>
+      </w:r>
+      <w:r>
+        <w:rPr>
+          <w:rFonts w:ascii="Cambria" w:hAnsi="Cambria"/>
+          <w:color w:val="000000"/>
+          <w:sz w:val="22"/>
+          <w:lang w:val="ru-RU"/>
+        </w:rPr>
+      </w:r>
+    </w:p>
+    <w:p>
+      <w:pPr>
+        <w:pStyle w:val="1"/>
+        <w:jc w:val="both"/>
+        <w:rPr>
+          <w:lang w:val="ru-RU"/>
+        </w:rPr>
+        <w:spacing w:before="120" w:after="0" w:line="276" w:lineRule="auto"/>
+      </w:pPr>
+      <w:r>
+        <w:rPr>
+          <w:rFonts w:ascii="Cambria" w:hAnsi="Cambria"/>
+          <w:color w:val="000000"/>
+          <w:sz w:val="22"/>
+          <w:lang w:val="ru-RU"/>
+        </w:rPr>
+        <w:t>Les procès-verbaux des 5 mai 2025, 27 mai 2025 et 28 mai 2025, ainsi que leurs annexes, sont absents des pièces du dossier. Dès lors, il est impossible de vérifier la source, le volume et les modalités de recueil des informations qui y sont consignées.</w:t>
       </w:r>
     </w:p>
     <w:p>
@@ -1036,6 +1067,7 @@
           <w:bCs/>
           <w:lang w:val="ru-RU"/>
         </w:rPr>
+        <w:spacing w:before="120" w:after="0" w:line="276" w:lineRule="auto"/>
       </w:pPr>
     </w:p>
     <w:p>
@@ -1052,6 +1084,7 @@
           <w:bCs/>
           <w:lang w:val="ru-RU"/>
         </w:rPr>
+        <w:spacing w:before="120" w:after="0" w:line="276" w:lineRule="auto"/>
       </w:pPr>
       <w:r>
         <w:rPr>
@@ -1079,6 +1112,7 @@
           <w:bCs/>
           <w:lang w:val="ru-RU"/>
         </w:rPr>
+        <w:spacing w:before="120" w:after="0" w:line="276" w:lineRule="auto"/>
       </w:pPr>
       <w:r>
         <w:rPr>
@@ -1097,6 +1131,7 @@
         <w:rPr>
           <w:lang w:val="ru-RU"/>
         </w:rPr>
+        <w:spacing w:before="120" w:after="0" w:line="276" w:lineRule="auto"/>
       </w:pPr>
       <w:r>
         <w:rPr>
@@ -1120,6 +1155,7 @@
         <w:rPr>
           <w:lang w:val="ru-RU"/>
         </w:rPr>
+        <w:spacing w:before="120" w:after="0" w:line="276" w:lineRule="auto"/>
       </w:pPr>
       <w:r>
         <w:rPr>
@@ -1154,6 +1190,7 @@
         <w:rPr>
           <w:lang w:val="ru-RU"/>
         </w:rPr>
+        <w:spacing w:before="120" w:after="0" w:line="276" w:lineRule="auto"/>
       </w:pPr>
       <w:r>
         <w:rPr>
@@ -1193,6 +1230,7 @@
         <w:rPr>
           <w:lang w:val="ru-RU"/>
         </w:rPr>
+        <w:spacing w:before="120" w:after="0" w:line="276" w:lineRule="auto"/>
       </w:pPr>
       <w:r>
         <w:rPr>
@@ -1213,6 +1251,7 @@
           <w:bCs/>
           <w:lang w:val="ru-RU"/>
         </w:rPr>
+        <w:spacing w:before="120" w:after="0" w:line="276" w:lineRule="auto"/>
       </w:pPr>
     </w:p>
     <w:p>
@@ -1229,6 +1268,7 @@
           <w:bCs/>
           <w:lang w:val="ru-RU"/>
         </w:rPr>
+        <w:spacing w:before="120" w:after="0" w:line="276" w:lineRule="auto"/>
       </w:pPr>
       <w:r>
         <w:rPr>
@@ -1254,6 +1294,7 @@
         <w:rPr>
           <w:lang w:val="ru-RU"/>
         </w:rPr>
+        <w:spacing w:before="120" w:after="0" w:line="276" w:lineRule="auto"/>
       </w:pPr>
       <w:r>
         <w:rPr>
@@ -1301,6 +1342,7 @@
         <w:rPr>
           <w:lang w:val="ru-RU"/>
         </w:rPr>
+        <w:spacing w:before="120" w:after="0" w:line="276" w:lineRule="auto"/>
       </w:pPr>
       <w:r>
         <w:rPr>
@@ -1320,6 +1362,7 @@
         <w:rPr>
           <w:lang w:val="ru-RU"/>
         </w:rPr>
+        <w:spacing w:before="120" w:after="0" w:line="276" w:lineRule="auto"/>
       </w:pPr>
       <w:r>
         <w:rPr>
@@ -1388,9 +1431,12 @@
         <w:rPr>
           <w:lang w:val="ru-RU"/>
         </w:rPr>
+        <w:spacing w:before="120" w:after="0" w:line="276" w:lineRule="auto"/>
       </w:pPr>
     </w:p>
     <w:sectPr>
+      <w:headerReference w:type="default" r:id="rId7"/>
+      <w:footerReference w:type="default" r:id="rId8"/>
       <w:pgSz w:w="11906" w:h="16838"/>
       <w:pgMar w:top="567" w:right="1134" w:bottom="1134" w:left="2126" w:header="709" w:footer="709" w:gutter="0"/>
       <w:cols w:space="708"/>
@@ -1398,6 +1444,26 @@
     </w:sectPr>
   </w:body>
 </w:document>
+</file>
+
+<file path=word/footer1.xml><?xml version="1.0" encoding="utf-8"?>
+<w:ftr xmlns:m="http://schemas.openxmlformats.org/officeDocument/2006/math" xmlns:mc="http://schemas.openxmlformats.org/markup-compatibility/2006" xmlns:mo="http://schemas.microsoft.com/office/mac/office/2008/main" xmlns:mv="urn:schemas-microsoft-com:mac:vml" xmlns:o="urn:schemas-microsoft-com:office:office" xmlns:r="http://schemas.openxmlformats.org/officeDocument/2006/relationships" xmlns:v="urn:schemas-microsoft-com:vml" xmlns:w10="urn:schemas-microsoft-com:office:word" xmlns:w14="http://schemas.microsoft.com/office/word/2010/wordml" xmlns:w="http://schemas.openxmlformats.org/wordprocessingml/2006/main" xmlns:wne="http://schemas.microsoft.com/office/word/2006/wordml" xmlns:wp14="http://schemas.microsoft.com/office/word/2010/wordprocessingDrawing" xmlns:wp="http://schemas.openxmlformats.org/drawingml/2006/wordprocessingDrawing" xmlns:wpc="http://schemas.microsoft.com/office/word/2010/wordprocessingCanvas" xmlns:wpg="http://schemas.microsoft.com/office/word/2010/wordprocessingGroup" xmlns:wpi="http://schemas.microsoft.com/office/word/2010/wordprocessingInk" xmlns:wps="http://schemas.microsoft.com/office/word/2010/wordprocessingShape" mc:Ignorable="w14 wp14">
+  <w:p>
+    <w:pPr>
+      <w:pStyle w:val="Footer"/>
+    </w:pPr>
+  </w:p>
+</w:ftr>
+</file>
+
+<file path=word/header1.xml><?xml version="1.0" encoding="utf-8"?>
+<w:hdr xmlns:m="http://schemas.openxmlformats.org/officeDocument/2006/math" xmlns:mc="http://schemas.openxmlformats.org/markup-compatibility/2006" xmlns:mo="http://schemas.microsoft.com/office/mac/office/2008/main" xmlns:mv="urn:schemas-microsoft-com:mac:vml" xmlns:o="urn:schemas-microsoft-com:office:office" xmlns:r="http://schemas.openxmlformats.org/officeDocument/2006/relationships" xmlns:v="urn:schemas-microsoft-com:vml" xmlns:w10="urn:schemas-microsoft-com:office:word" xmlns:w14="http://schemas.microsoft.com/office/word/2010/wordml" xmlns:w="http://schemas.openxmlformats.org/wordprocessingml/2006/main" xmlns:wne="http://schemas.microsoft.com/office/word/2006/wordml" xmlns:wp14="http://schemas.microsoft.com/office/word/2010/wordprocessingDrawing" xmlns:wp="http://schemas.openxmlformats.org/drawingml/2006/wordprocessingDrawing" xmlns:wpc="http://schemas.microsoft.com/office/word/2010/wordprocessingCanvas" xmlns:wpg="http://schemas.microsoft.com/office/word/2010/wordprocessingGroup" xmlns:wpi="http://schemas.microsoft.com/office/word/2010/wordprocessingInk" xmlns:wps="http://schemas.microsoft.com/office/word/2010/wordprocessingShape" mc:Ignorable="w14 wp14">
+  <w:p>
+    <w:pPr>
+      <w:pStyle w:val="Header"/>
+    </w:pPr>
+  </w:p>
+</w:hdr>
 </file>
 
 <file path=word/numbering.xml><?xml version="1.0" encoding="utf-8"?>
@@ -3056,7 +3122,7 @@
     <w:qFormat/>
     <w:rsid w:val="00B01DA0"/>
     <w:pPr>
-      <w:spacing w:before="120" w:after="0" w:line="240" w:lineRule="auto"/>
+      <w:spacing w:before="120" w:after="0" w:line="276" w:lineRule="auto"/>
     </w:pPr>
     <w:rPr>
       <w:rFonts w:ascii="Cambria" w:hAnsi="Cambria"/>

--- a/Задача від 14.10.2026 переклад французька/3. Процессуальные нарушения, международное сотрудничество, политика/20260814 Note sur l'activite de l'ECI JIT.docx
+++ b/Задача від 14.10.2026 переклад французька/3. Процессуальные нарушения, международное сотрудничество, политика/20260814 Note sur l'activite de l'ECI JIT.docx
@@ -1438,7 +1438,7 @@
       <w:headerReference w:type="default" r:id="rId7"/>
       <w:footerReference w:type="default" r:id="rId8"/>
       <w:pgSz w:w="11906" w:h="16838"/>
-      <w:pgMar w:top="567" w:right="1134" w:bottom="1134" w:left="2126" w:header="709" w:footer="709" w:gutter="0"/>
+      <w:pgMar w:top="1134" w:right="1134" w:bottom="1134" w:left="2126" w:header="709" w:footer="709" w:gutter="0"/>
       <w:cols w:space="708"/>
       <w:docGrid w:linePitch="360"/>
     </w:sectPr>
